--- a/hin/docx/012.content.docx
+++ b/hin/docx/012.content.docx
@@ -19,7 +19,7 @@
         <w:rPr>
           <w:lang w:val="hi_IN" w:bidi="hi_IN"/>
         </w:rPr>
-        <w:t>Resource: Tyndale Open Study Notes</w:t>
+        <w:t>Resource: Aquifer Open Study Notes (Profiles)</w:t>
       </w:r>
       <w:r>
         <w:rPr>
@@ -112,7 +112,7 @@
         <w:rPr>
           <w:lang w:val="hi_IN" w:bidi="hi_IN"/>
         </w:rPr>
-        <w:t>Tyndale Open Study Notes</w:t>
+        <w:t>Aquifer Open Study Notes (Profiles)</w:t>
       </w:r>
     </w:p>
     <w:p>

--- a/hin/docx/012.content.docx
+++ b/hin/docx/012.content.docx
@@ -233,72 +233,48 @@
         </w:rPr>
         <w:t>थोमा बारह प्रेरितों में से एक थे (</w:t>
       </w:r>
-      <w:hyperlink r:id="rId13">
-        <w:r>
-          <w:rPr>
-            <w:lang w:val="hi_IN" w:bidi="hi_IN"/>
-          </w:rPr>
-          <w:rPr>
-            <w:color w:val="0000EE"/>
-            <w:u w:val="single"/>
-          </w:rPr>
-          <w:t>मत्ती 10:3</w:t>
-        </w:r>
-      </w:hyperlink>
+      <w:r>
+        <w:rPr>
+          <w:lang w:val="hi_IN" w:bidi="hi_IN"/>
+        </w:rPr>
+        <w:t>मत्ती 10:3</w:t>
+      </w:r>
       <w:r>
         <w:rPr>
           <w:lang w:val="hi_IN" w:bidi="hi_IN"/>
         </w:rPr>
         <w:t xml:space="preserve">; </w:t>
       </w:r>
-      <w:hyperlink r:id="rId14">
-        <w:r>
-          <w:rPr>
-            <w:lang w:val="hi_IN" w:bidi="hi_IN"/>
-          </w:rPr>
-          <w:rPr>
-            <w:color w:val="0000EE"/>
-            <w:u w:val="single"/>
-          </w:rPr>
-          <w:t>मर 3:18</w:t>
-        </w:r>
-      </w:hyperlink>
+      <w:r>
+        <w:rPr>
+          <w:lang w:val="hi_IN" w:bidi="hi_IN"/>
+        </w:rPr>
+        <w:t>मर 3:18</w:t>
+      </w:r>
       <w:r>
         <w:rPr>
           <w:lang w:val="hi_IN" w:bidi="hi_IN"/>
         </w:rPr>
         <w:t xml:space="preserve">; </w:t>
       </w:r>
-      <w:hyperlink r:id="rId15">
-        <w:r>
-          <w:rPr>
-            <w:lang w:val="hi_IN" w:bidi="hi_IN"/>
-          </w:rPr>
-          <w:rPr>
-            <w:color w:val="0000EE"/>
-            <w:u w:val="single"/>
-          </w:rPr>
-          <w:t>लूका 6:15</w:t>
-        </w:r>
-      </w:hyperlink>
+      <w:r>
+        <w:rPr>
+          <w:lang w:val="hi_IN" w:bidi="hi_IN"/>
+        </w:rPr>
+        <w:t>लूका 6:15</w:t>
+      </w:r>
       <w:r>
         <w:rPr>
           <w:lang w:val="hi_IN" w:bidi="hi_IN"/>
         </w:rPr>
         <w:t xml:space="preserve">; </w:t>
       </w:r>
-      <w:hyperlink r:id="rId16">
-        <w:r>
-          <w:rPr>
-            <w:lang w:val="hi_IN" w:bidi="hi_IN"/>
-          </w:rPr>
-          <w:rPr>
-            <w:color w:val="0000EE"/>
-            <w:u w:val="single"/>
-          </w:rPr>
-          <w:t>प्रेरि 1:13</w:t>
-        </w:r>
-      </w:hyperlink>
+      <w:r>
+        <w:rPr>
+          <w:lang w:val="hi_IN" w:bidi="hi_IN"/>
+        </w:rPr>
+        <w:t>प्रेरि 1:13</w:t>
+      </w:r>
       <w:r>
         <w:rPr>
           <w:lang w:val="hi_IN" w:bidi="hi_IN"/>
@@ -319,54 +295,36 @@
         </w:rPr>
         <w:t>हम नहीं जानते कि यीशु ने पहली बार थोमा से कैसे भेंट की और उन्हें अपना चेला बनने के लिये कैसे बुलाया। केवल यूहन्ना रचित सुसमाचार में थोमा के व्यक्तिगत विवरण मिलते हैं। थोमा ने अपनी इच्छा को व्यक्त किया कि वह यीशु का अनुसरण करने को तैयार था, चाहे इसका अर्थ मृत्यु ही क्यों न हो (</w:t>
       </w:r>
-      <w:hyperlink r:id="rId17">
-        <w:r>
-          <w:rPr>
-            <w:lang w:val="hi_IN" w:bidi="hi_IN"/>
-          </w:rPr>
-          <w:rPr>
-            <w:color w:val="0000EE"/>
-            <w:u w:val="single"/>
-          </w:rPr>
-          <w:t>यूह 11:16</w:t>
-        </w:r>
-      </w:hyperlink>
+      <w:r>
+        <w:rPr>
+          <w:lang w:val="hi_IN" w:bidi="hi_IN"/>
+        </w:rPr>
+        <w:t>यूह 11:16</w:t>
+      </w:r>
       <w:r>
         <w:rPr>
           <w:lang w:val="hi_IN" w:bidi="hi_IN"/>
         </w:rPr>
         <w:t>)। उन्होंने यीशु से स्पष्ट रूप से कहा कि वह उनकी बातों को नहीं समझता (</w:t>
       </w:r>
-      <w:hyperlink r:id="rId18">
-        <w:r>
-          <w:rPr>
-            <w:lang w:val="hi_IN" w:bidi="hi_IN"/>
-          </w:rPr>
-          <w:rPr>
-            <w:color w:val="0000EE"/>
-            <w:u w:val="single"/>
-          </w:rPr>
-          <w:t>यूह 14:5</w:t>
-        </w:r>
-      </w:hyperlink>
+      <w:r>
+        <w:rPr>
+          <w:lang w:val="hi_IN" w:bidi="hi_IN"/>
+        </w:rPr>
+        <w:t>यूह 14:5</w:t>
+      </w:r>
       <w:r>
         <w:rPr>
           <w:lang w:val="hi_IN" w:bidi="hi_IN"/>
         </w:rPr>
         <w:t>)। पुनरुत्थान के बाद जब यीशु प्रगट हुए, तब थोमा उन सात चेलों में से एक थे जो वापस मछली पकड़ने चले गए थे (</w:t>
       </w:r>
-      <w:hyperlink r:id="rId19">
-        <w:r>
-          <w:rPr>
-            <w:lang w:val="hi_IN" w:bidi="hi_IN"/>
-          </w:rPr>
-          <w:rPr>
-            <w:color w:val="0000EE"/>
-            <w:u w:val="single"/>
-          </w:rPr>
-          <w:t>यूह 21:2</w:t>
-        </w:r>
-      </w:hyperlink>
+      <w:r>
+        <w:rPr>
+          <w:lang w:val="hi_IN" w:bidi="hi_IN"/>
+        </w:rPr>
+        <w:t>यूह 21:2</w:t>
+      </w:r>
       <w:r>
         <w:rPr>
           <w:lang w:val="hi_IN" w:bidi="hi_IN"/>
@@ -387,36 +345,24 @@
         </w:rPr>
         <w:t>जब यीशु अपनी मृत्यु के बाद पहली बार अपने चेलों के सामने प्रगट हुए, तब थोमा वहाँ नहीं थे। जब थोमा ने अन्य चेलों की यह बात सुनी, तो उन्होंने उन पर विश्वास नहीं किया। उन्होंने जोर देकर कहा कि उन्हें यीशु के हाथों में कीलों के छेद न देख ले और छेदों में अपनी उँगली न डाल ले, तब तक विश्वास नहीं करेंगे (</w:t>
       </w:r>
-      <w:hyperlink r:id="rId20">
-        <w:r>
-          <w:rPr>
-            <w:lang w:val="hi_IN" w:bidi="hi_IN"/>
-          </w:rPr>
-          <w:rPr>
-            <w:color w:val="0000EE"/>
-            <w:u w:val="single"/>
-          </w:rPr>
-          <w:t>यूह 20:19–25</w:t>
-        </w:r>
-      </w:hyperlink>
+      <w:r>
+        <w:rPr>
+          <w:lang w:val="hi_IN" w:bidi="hi_IN"/>
+        </w:rPr>
+        <w:t>यूह 20:19–25</w:t>
+      </w:r>
       <w:r>
         <w:rPr>
           <w:lang w:val="hi_IN" w:bidi="hi_IN"/>
         </w:rPr>
         <w:t>)। एक सप्ताह बाद, यीशु फिर से अपने चेलों के सामने प्रगट हुए और सीधे थोमा से बात की। उन्होंने थोमा से कहा कि वह उनके शरीर पर कीलों और बरछे से हुए छेद को देखे और उसे अविश्वास न करके विश्वास करने को कहा (</w:t>
       </w:r>
-      <w:hyperlink r:id="rId21">
-        <w:r>
-          <w:rPr>
-            <w:lang w:val="hi_IN" w:bidi="hi_IN"/>
-          </w:rPr>
-          <w:rPr>
-            <w:color w:val="0000EE"/>
-            <w:u w:val="single"/>
-          </w:rPr>
-          <w:t>यूह 20:26–27</w:t>
-        </w:r>
-      </w:hyperlink>
+      <w:r>
+        <w:rPr>
+          <w:lang w:val="hi_IN" w:bidi="hi_IN"/>
+        </w:rPr>
+        <w:t>यूह 20:26–27</w:t>
+      </w:r>
       <w:r>
         <w:rPr>
           <w:lang w:val="hi_IN" w:bidi="hi_IN"/>
@@ -437,18 +383,12 @@
         </w:rPr>
         <w:t>जब थोमा ने यीशु को जीवित देखा, तो उन्होंने नए नियम के सबसे महत्वपूर्ण कथनों में से एक कहा। उन्होंने यीशु को परमेश्वर मानते हुए कहा, "हे मेरे प्रभु, हे मेरे परमेश्वर!" (</w:t>
       </w:r>
-      <w:hyperlink r:id="rId22">
-        <w:r>
-          <w:rPr>
-            <w:lang w:val="hi_IN" w:bidi="hi_IN"/>
-          </w:rPr>
-          <w:rPr>
-            <w:color w:val="0000EE"/>
-            <w:u w:val="single"/>
-          </w:rPr>
-          <w:t>यूह 20:28</w:t>
-        </w:r>
-      </w:hyperlink>
+      <w:r>
+        <w:rPr>
+          <w:lang w:val="hi_IN" w:bidi="hi_IN"/>
+        </w:rPr>
+        <w:t>यूह 20:28</w:t>
+      </w:r>
       <w:r>
         <w:rPr>
           <w:lang w:val="hi_IN" w:bidi="hi_IN"/>
@@ -626,138 +566,90 @@
           <w:lang w:val="hi_IN" w:bidi="hi_IN"/>
         </w:rPr>
       </w:r>
-      <w:hyperlink r:id="rId13">
-        <w:r>
-          <w:rPr>
-            <w:lang w:val="hi_IN" w:bidi="hi_IN"/>
-          </w:rPr>
-          <w:rPr>
-            <w:color w:val="0000EE"/>
-            <w:u w:val="single"/>
-          </w:rPr>
-          <w:t>मत्ती 10:3</w:t>
-        </w:r>
-      </w:hyperlink>
+      <w:r>
+        <w:rPr>
+          <w:lang w:val="hi_IN" w:bidi="hi_IN"/>
+        </w:rPr>
+        <w:t>मत्ती 10:3</w:t>
+      </w:r>
       <w:r>
         <w:rPr>
           <w:lang w:val="hi_IN" w:bidi="hi_IN"/>
         </w:rPr>
         <w:t xml:space="preserve">; </w:t>
       </w:r>
-      <w:hyperlink r:id="rId14">
-        <w:r>
-          <w:rPr>
-            <w:lang w:val="hi_IN" w:bidi="hi_IN"/>
-          </w:rPr>
-          <w:rPr>
-            <w:color w:val="0000EE"/>
-            <w:u w:val="single"/>
-          </w:rPr>
-          <w:t>मरकुस 3:18</w:t>
-        </w:r>
-      </w:hyperlink>
+      <w:r>
+        <w:rPr>
+          <w:lang w:val="hi_IN" w:bidi="hi_IN"/>
+        </w:rPr>
+        <w:t>मरकुस 3:18</w:t>
+      </w:r>
       <w:r>
         <w:rPr>
           <w:lang w:val="hi_IN" w:bidi="hi_IN"/>
         </w:rPr>
         <w:t xml:space="preserve">; </w:t>
       </w:r>
-      <w:hyperlink r:id="rId15">
-        <w:r>
-          <w:rPr>
-            <w:lang w:val="hi_IN" w:bidi="hi_IN"/>
-          </w:rPr>
-          <w:rPr>
-            <w:color w:val="0000EE"/>
-            <w:u w:val="single"/>
-          </w:rPr>
-          <w:t>लूका 6:15</w:t>
-        </w:r>
-      </w:hyperlink>
+      <w:r>
+        <w:rPr>
+          <w:lang w:val="hi_IN" w:bidi="hi_IN"/>
+        </w:rPr>
+        <w:t>लूका 6:15</w:t>
+      </w:r>
       <w:r>
         <w:rPr>
           <w:lang w:val="hi_IN" w:bidi="hi_IN"/>
         </w:rPr>
         <w:t xml:space="preserve">; </w:t>
       </w:r>
-      <w:hyperlink r:id="rId17">
-        <w:r>
-          <w:rPr>
-            <w:lang w:val="hi_IN" w:bidi="hi_IN"/>
-          </w:rPr>
-          <w:rPr>
-            <w:color w:val="0000EE"/>
-            <w:u w:val="single"/>
-          </w:rPr>
-          <w:t>यूहन्ना 11:16</w:t>
-        </w:r>
-      </w:hyperlink>
+      <w:r>
+        <w:rPr>
+          <w:lang w:val="hi_IN" w:bidi="hi_IN"/>
+        </w:rPr>
+        <w:t>यूहन्ना 11:16</w:t>
+      </w:r>
       <w:r>
         <w:rPr>
           <w:lang w:val="hi_IN" w:bidi="hi_IN"/>
         </w:rPr>
         <w:t xml:space="preserve">; </w:t>
       </w:r>
-      <w:hyperlink r:id="rId18">
-        <w:r>
-          <w:rPr>
-            <w:lang w:val="hi_IN" w:bidi="hi_IN"/>
-          </w:rPr>
-          <w:rPr>
-            <w:color w:val="0000EE"/>
-            <w:u w:val="single"/>
-          </w:rPr>
-          <w:t>यूहन्ना 14:5</w:t>
-        </w:r>
-      </w:hyperlink>
+      <w:r>
+        <w:rPr>
+          <w:lang w:val="hi_IN" w:bidi="hi_IN"/>
+        </w:rPr>
+        <w:t>यूहन्ना 14:5</w:t>
+      </w:r>
       <w:r>
         <w:rPr>
           <w:lang w:val="hi_IN" w:bidi="hi_IN"/>
         </w:rPr>
         <w:t xml:space="preserve">; </w:t>
       </w:r>
-      <w:hyperlink r:id="rId23">
-        <w:r>
-          <w:rPr>
-            <w:lang w:val="hi_IN" w:bidi="hi_IN"/>
-          </w:rPr>
-          <w:rPr>
-            <w:color w:val="0000EE"/>
-            <w:u w:val="single"/>
-          </w:rPr>
-          <w:t>यूहन्ना 20:24–29</w:t>
-        </w:r>
-      </w:hyperlink>
+      <w:r>
+        <w:rPr>
+          <w:lang w:val="hi_IN" w:bidi="hi_IN"/>
+        </w:rPr>
+        <w:t>यूहन्ना 20:24–29</w:t>
+      </w:r>
       <w:r>
         <w:rPr>
           <w:lang w:val="hi_IN" w:bidi="hi_IN"/>
         </w:rPr>
         <w:t xml:space="preserve">; </w:t>
       </w:r>
-      <w:hyperlink r:id="rId19">
-        <w:r>
-          <w:rPr>
-            <w:lang w:val="hi_IN" w:bidi="hi_IN"/>
-          </w:rPr>
-          <w:rPr>
-            <w:color w:val="0000EE"/>
-            <w:u w:val="single"/>
-          </w:rPr>
-          <w:t xml:space="preserve">यूहन्ना 21:2; </w:t>
-        </w:r>
-      </w:hyperlink>
-      <w:hyperlink r:id="rId16">
-        <w:r>
-          <w:rPr>
-            <w:lang w:val="hi_IN" w:bidi="hi_IN"/>
-          </w:rPr>
-          <w:rPr>
-            <w:color w:val="0000EE"/>
-            <w:u w:val="single"/>
-          </w:rPr>
-          <w:t>प्रेरितों के काम 1:13</w:t>
-        </w:r>
-      </w:hyperlink>
+      <w:r>
+        <w:rPr>
+          <w:lang w:val="hi_IN" w:bidi="hi_IN"/>
+        </w:rPr>
+        <w:t xml:space="preserve">यूहन्ना 21:2; </w:t>
+      </w:r>
+      <w:r>
+        <w:rPr>
+          <w:lang w:val="hi_IN" w:bidi="hi_IN"/>
+        </w:rPr>
+        <w:t>प्रेरितों के काम 1:13</w:t>
+      </w:r>
       <w:r>
         <w:rPr>
           <w:lang w:val="hi_IN" w:bidi="hi_IN"/>
